--- a/Theory of Computation/assignment 1/assignment 1.docx
+++ b/Theory of Computation/assignment 1/assignment 1.docx
@@ -311,21 +311,7 @@
                     <w:sz w:val="36"/>
                     <w:szCs w:val="36"/>
                   </w:rPr>
-                  <w:t xml:space="preserve"> </w:t>
-                </w:r>
-                <w:r>
-                  <w:rPr>
-                    <w:sz w:val="36"/>
-                    <w:szCs w:val="36"/>
-                  </w:rPr>
                   <w:t>By: Jawwad Ahmad | F25NDOCS3W04013 | MSCS 2nd</w:t>
-                </w:r>
-                <w:r>
-                  <w:rPr>
-                    <w:sz w:val="36"/>
-                    <w:szCs w:val="36"/>
-                  </w:rPr>
-                  <w:t xml:space="preserve"> </w:t>
                 </w:r>
               </w:p>
             </w:tc>
@@ -860,17 +846,8 @@
                 <w:sz w:val="18"/>
                 <w:szCs w:val="18"/>
               </w:rPr>
-              <w:t xml:space="preserve">One or more </w:t>
-            </w:r>
-            <w:proofErr w:type="spellStart"/>
-            <w:r>
-              <w:rPr>
-                <w:sz w:val="18"/>
-                <w:szCs w:val="18"/>
-              </w:rPr>
-              <w:t>chracters</w:t>
-            </w:r>
-            <w:proofErr w:type="spellEnd"/>
+              <w:t>One or more chracters</w:t>
+            </w:r>
           </w:p>
         </w:tc>
       </w:tr>
@@ -1040,23 +1017,7 @@
                 <w:sz w:val="18"/>
                 <w:szCs w:val="18"/>
               </w:rPr>
-              <w:t>a-</w:t>
-            </w:r>
-            <w:proofErr w:type="spellStart"/>
-            <w:r>
-              <w:rPr>
-                <w:sz w:val="18"/>
-                <w:szCs w:val="18"/>
-              </w:rPr>
-              <w:t>zA</w:t>
-            </w:r>
-            <w:proofErr w:type="spellEnd"/>
-            <w:r>
-              <w:rPr>
-                <w:sz w:val="18"/>
-                <w:szCs w:val="18"/>
-              </w:rPr>
-              <w:t>-Z</w:t>
+              <w:t>a-zA-Z</w:t>
             </w:r>
           </w:p>
         </w:tc>
@@ -1233,17 +1194,8 @@
                 <w:sz w:val="18"/>
                 <w:szCs w:val="18"/>
               </w:rPr>
-              <w:t xml:space="preserve">One or more </w:t>
-            </w:r>
-            <w:proofErr w:type="spellStart"/>
-            <w:r>
-              <w:rPr>
-                <w:sz w:val="18"/>
-                <w:szCs w:val="18"/>
-              </w:rPr>
-              <w:t>chracters</w:t>
-            </w:r>
-            <w:proofErr w:type="spellEnd"/>
+              <w:t>One or more chracters</w:t>
+            </w:r>
           </w:p>
         </w:tc>
       </w:tr>
@@ -1422,23 +1374,7 @@
                 <w:sz w:val="18"/>
                 <w:szCs w:val="18"/>
               </w:rPr>
-              <w:t>[a-</w:t>
-            </w:r>
-            <w:proofErr w:type="spellStart"/>
-            <w:r>
-              <w:rPr>
-                <w:sz w:val="18"/>
-                <w:szCs w:val="18"/>
-              </w:rPr>
-              <w:t>zA</w:t>
-            </w:r>
-            <w:proofErr w:type="spellEnd"/>
-            <w:r>
-              <w:rPr>
-                <w:sz w:val="18"/>
-                <w:szCs w:val="18"/>
-              </w:rPr>
-              <w:t>-Z]</w:t>
+              <w:t>[a-zA-Z]</w:t>
             </w:r>
           </w:p>
         </w:tc>
@@ -1911,7 +1847,6 @@
           </m:r>
           <m:r>
             <w:rPr>
-              <w:i/>
               <w:sz w:val="24"/>
               <w:szCs w:val="24"/>
             </w:rPr>
@@ -1990,23 +1925,7 @@
                 <w:sz w:val="24"/>
                 <w:szCs w:val="24"/>
               </w:rPr>
-              <w:t>any letter [a-</w:t>
-            </w:r>
-            <w:proofErr w:type="spellStart"/>
-            <w:r>
-              <w:rPr>
-                <w:sz w:val="24"/>
-                <w:szCs w:val="24"/>
-              </w:rPr>
-              <w:t>zA</w:t>
-            </w:r>
-            <w:proofErr w:type="spellEnd"/>
-            <w:r>
-              <w:rPr>
-                <w:sz w:val="24"/>
-                <w:szCs w:val="24"/>
-              </w:rPr>
-              <w:t>-Z]</w:t>
+              <w:t>any letter [a-zA-Z]</w:t>
             </w:r>
           </w:p>
         </w:tc>
@@ -2336,7 +2255,6 @@
           </m:r>
           <m:r>
             <w:rPr>
-              <w:i/>
               <w:sz w:val="24"/>
               <w:szCs w:val="24"/>
             </w:rPr>
@@ -2683,7 +2601,6 @@
                 <w:szCs w:val="24"/>
               </w:rPr>
             </w:pPr>
-            <w:proofErr w:type="spellStart"/>
             <w:r>
               <w:rPr>
                 <w:sz w:val="24"/>
@@ -2691,7 +2608,6 @@
               </w:rPr>
               <w:t>qd</w:t>
             </w:r>
-            <w:proofErr w:type="spellEnd"/>
           </w:p>
         </w:tc>
         <w:tc>
@@ -2771,7 +2687,7 @@
           <w:szCs w:val="24"/>
         </w:rPr>
         <w:drawing>
-          <wp:anchor distT="0" distB="0" distL="114300" distR="114300" simplePos="0" relativeHeight="251658240" behindDoc="0" locked="0" layoutInCell="1" allowOverlap="1" wp14:anchorId="49857940" wp14:editId="12594D22">
+          <wp:anchor distT="0" distB="0" distL="114300" distR="114300" simplePos="0" relativeHeight="251658240" behindDoc="0" locked="0" layoutInCell="1" allowOverlap="1" wp14:anchorId="49857940" wp14:editId="13D5E258">
             <wp:simplePos x="845820" y="1234440"/>
             <wp:positionH relativeFrom="margin">
               <wp:align>center</wp:align>
@@ -2779,8 +2695,8 @@
             <wp:positionV relativeFrom="margin">
               <wp:align>center</wp:align>
             </wp:positionV>
-            <wp:extent cx="8359140" cy="4161708"/>
-            <wp:effectExtent l="19050" t="19050" r="22860" b="10795"/>
+            <wp:extent cx="8358505" cy="4161155"/>
+            <wp:effectExtent l="19050" t="19050" r="23495" b="10795"/>
             <wp:wrapSquare wrapText="bothSides"/>
             <wp:docPr id="1799396523" name="Picture 1"/>
             <wp:cNvGraphicFramePr>
@@ -2790,7 +2706,7 @@
               <a:graphicData uri="http://schemas.openxmlformats.org/drawingml/2006/picture">
                 <pic:pic xmlns:pic="http://schemas.openxmlformats.org/drawingml/2006/picture">
                   <pic:nvPicPr>
-                    <pic:cNvPr id="1799396523" name="Picture 1799396523"/>
+                    <pic:cNvPr id="1799396523" name="Picture 1"/>
                     <pic:cNvPicPr/>
                   </pic:nvPicPr>
                   <pic:blipFill>
@@ -2808,7 +2724,7 @@
                   <pic:spPr>
                     <a:xfrm>
                       <a:off x="0" y="0"/>
-                      <a:ext cx="8359140" cy="4161708"/>
+                      <a:ext cx="8359088" cy="4161708"/>
                     </a:xfrm>
                     <a:prstGeom prst="rect">
                       <a:avLst/>
@@ -3959,6 +3875,7 @@
   <w:style w:type="character" w:default="1" w:styleId="DefaultParagraphFont">
     <w:name w:val="Default Paragraph Font"/>
     <w:uiPriority w:val="1"/>
+    <w:semiHidden/>
     <w:unhideWhenUsed/>
   </w:style>
   <w:style w:type="table" w:default="1" w:styleId="TableNormal">
@@ -4535,7 +4452,7 @@
           </w:pPr>
           <w:r>
             <w:rPr>
-              <w:color w:val="0F4761" w:themeColor="accent1" w:themeShade="BF"/>
+              <w:color w:val="2F5496" w:themeColor="accent1" w:themeShade="BF"/>
             </w:rPr>
             <w:t>[Company name]</w:t>
           </w:r>
@@ -4565,7 +4482,7 @@
           <w:r>
             <w:rPr>
               <w:rFonts w:asciiTheme="majorHAnsi" w:eastAsiaTheme="majorEastAsia" w:hAnsiTheme="majorHAnsi" w:cstheme="majorBidi"/>
-              <w:color w:val="156082" w:themeColor="accent1"/>
+              <w:color w:val="4472C4" w:themeColor="accent1"/>
               <w:sz w:val="88"/>
               <w:szCs w:val="88"/>
             </w:rPr>
@@ -4596,7 +4513,7 @@
           </w:pPr>
           <w:r>
             <w:rPr>
-              <w:color w:val="0F4761" w:themeColor="accent1" w:themeShade="BF"/>
+              <w:color w:val="2F5496" w:themeColor="accent1" w:themeShade="BF"/>
             </w:rPr>
             <w:t>[Document subtitle]</w:t>
           </w:r>
@@ -4663,6 +4580,20 @@
     <w:pitch w:val="variable"/>
     <w:sig w:usb0="E00006FF" w:usb1="420024FF" w:usb2="02000000" w:usb3="00000000" w:csb0="0000019F" w:csb1="00000000"/>
   </w:font>
+  <w:font w:name="Calibri">
+    <w:panose1 w:val="020F0502020204030204"/>
+    <w:charset w:val="00"/>
+    <w:family w:val="swiss"/>
+    <w:pitch w:val="variable"/>
+    <w:sig w:usb0="E4002EFF" w:usb1="C000247B" w:usb2="00000009" w:usb3="00000000" w:csb0="000001FF" w:csb1="00000000"/>
+  </w:font>
+  <w:font w:name="Calibri Light">
+    <w:panose1 w:val="020F0302020204030204"/>
+    <w:charset w:val="00"/>
+    <w:family w:val="swiss"/>
+    <w:pitch w:val="variable"/>
+    <w:sig w:usb0="E4002EFF" w:usb1="C000247B" w:usb2="00000009" w:usb3="00000000" w:csb0="000001FF" w:csb1="00000000"/>
+  </w:font>
 </w:fonts>
 </file>
 
@@ -4683,8 +4614,11 @@
   <w:rsids>
     <w:rsidRoot w:val="00C93B3E"/>
     <w:rsid w:val="00C04DAA"/>
+    <w:rsid w:val="00C56273"/>
     <w:rsid w:val="00C93B3E"/>
+    <w:rsid w:val="00CD62F5"/>
     <w:rsid w:val="00D23E2D"/>
+    <w:rsid w:val="00E22DCE"/>
   </w:rsids>
   <m:mathPr>
     <m:mathFont m:val="Cambria Math"/>
@@ -5147,18 +5081,6 @@
     <w:name w:val="B414105C20B24925906EABC991517D51"/>
     <w:rsid w:val="00C93B3E"/>
   </w:style>
-  <w:style w:type="paragraph" w:customStyle="1" w:styleId="26E380977E4043BFA94FEB1622B88C33">
-    <w:name w:val="26E380977E4043BFA94FEB1622B88C33"/>
-    <w:rsid w:val="00C93B3E"/>
-  </w:style>
-  <w:style w:type="paragraph" w:customStyle="1" w:styleId="8CE8DC50A09942DBA7FDC6AA2DCCEBA3">
-    <w:name w:val="8CE8DC50A09942DBA7FDC6AA2DCCEBA3"/>
-    <w:rsid w:val="00C93B3E"/>
-  </w:style>
-  <w:style w:type="paragraph" w:customStyle="1" w:styleId="7625C0673E7C4BAA9EDDAF7FD062EBF4">
-    <w:name w:val="7625C0673E7C4BAA9EDDAF7FD062EBF4"/>
-    <w:rsid w:val="00C93B3E"/>
-  </w:style>
 </w:styles>
 </file>
 
